--- a/backend/data/corpus/DOC-20250520-192.docx
+++ b/backend/data/corpus/DOC-20250520-192.docx
@@ -31,7 +31,7 @@
           <w:b/>
           <w:sz w:val="21"/>
         </w:rPr>
-        <w:t>HCP: Rohan Barrowman, MD, Beacon Hill Neurology Associates, Roanoke, VA (AR)</w:t>
+        <w:t>HCP: Pallavi Vasquez-Lund, MD, Northbrook Neurology Institute, Fayetteville, NC (RSM)</w:t>
       </w:r>
     </w:p>
     <w:p>
@@ -46,7 +46,7 @@
         <w:rPr>
           <w:sz w:val="21"/>
         </w:rPr>
-        <w:t>Most of the discussion was about the new charting templates, which went live without much warning.</w:t>
+        <w:t>Agreed to reconnect at a call later this month; no product discussion.</w:t>
       </w:r>
     </w:p>
     <w:p>
@@ -61,7 +61,7 @@
         <w:rPr>
           <w:sz w:val="21"/>
         </w:rPr>
-        <w:t>Described a preference for slower titration in general, unrelated to any particular patient.</w:t>
+        <w:t>Described how long-standing patients is triaged now compared with before.</w:t>
       </w:r>
     </w:p>
     <w:p>
@@ -76,7 +76,37 @@
         <w:rPr>
           <w:sz w:val="21"/>
         </w:rPr>
-        <w:t>Described how the refractory group is triaged now compared with before.</w:t>
+        <w:t>Asked about my travel schedule, since visits keep landing on the busiest clinic days.</w:t>
+      </w:r>
+    </w:p>
+    <w:p>
+      <w:r>
+        <w:rPr>
+          <w:sz w:val="21"/>
+        </w:rPr>
+      </w:r>
+    </w:p>
+    <w:p>
+      <w:r>
+        <w:rPr>
+          <w:sz w:val="21"/>
+        </w:rPr>
+        <w:t>Compared notes on which sessions were worth the time.</w:t>
+      </w:r>
+    </w:p>
+    <w:p>
+      <w:r>
+        <w:rPr>
+          <w:sz w:val="21"/>
+        </w:rPr>
+      </w:r>
+    </w:p>
+    <w:p>
+      <w:r>
+        <w:rPr>
+          <w:sz w:val="21"/>
+        </w:rPr>
+        <w:t>Asked whether I had seen a review that circulated on the service; I had not, and offered nothing in return.</w:t>
       </w:r>
     </w:p>
     <w:sectPr>
